--- a/Material_de_Apoyo/Addinteli/Formato portabilidad.docx
+++ b/Material_de_Apoyo/Addinteli/Formato portabilidad.docx
@@ -445,15 +445,6 @@
                 <w:szCs w:val="24"/>
               </w:rPr>
             </w:pPr>
-            <w:r>
-              <w:rPr>
-                <w:rFonts w:ascii="Century Gothic" w:eastAsia="Arial" w:hAnsi="Century Gothic" w:cs="Arial"/>
-                <w:b/>
-                <w:sz w:val="24"/>
-                <w:szCs w:val="24"/>
-              </w:rPr>
-              <w:t>AA/MM/DD</w:t>
-            </w:r>
           </w:p>
         </w:tc>
         <w:tc>
@@ -556,15 +547,6 @@
                 <w:szCs w:val="24"/>
               </w:rPr>
             </w:pPr>
-            <w:r>
-              <w:rPr>
-                <w:rFonts w:ascii="Century Gothic" w:eastAsia="Arial" w:hAnsi="Century Gothic" w:cs="Arial"/>
-                <w:b/>
-                <w:sz w:val="24"/>
-                <w:szCs w:val="24"/>
-              </w:rPr>
-              <w:t>HH:MM</w:t>
-            </w:r>
           </w:p>
         </w:tc>
         <w:tc>
@@ -576,7 +558,6 @@
               <w:bottom w:val="nil"/>
               <w:right w:val="nil"/>
             </w:tcBorders>
-            <w:shd w:val="clear" w:color="auto" w:fill="auto"/>
           </w:tcPr>
           <w:p>
             <w:pPr>
@@ -600,7 +581,6 @@
               <w:bottom w:val="nil"/>
               <w:right w:val="nil"/>
             </w:tcBorders>
-            <w:shd w:val="clear" w:color="auto" w:fill="auto"/>
           </w:tcPr>
           <w:p>
             <w:pPr>
@@ -1573,7 +1553,65 @@
           <w:sz w:val="24"/>
           <w:szCs w:val="24"/>
         </w:rPr>
-        <w:t>Se anexan           hojas al presente formato de solicitud.</w:t>
+        <w:t xml:space="preserve">Se </w:t>
+      </w:r>
+      <w:proofErr w:type="spellStart"/>
+      <w:r>
+        <w:rPr>
+          <w:rFonts w:ascii="Century Gothic" w:eastAsia="Arial" w:hAnsi="Century Gothic" w:cs="Arial"/>
+          <w:bCs/>
+          <w:sz w:val="24"/>
+          <w:szCs w:val="24"/>
+        </w:rPr>
+        <w:t>anexan</w:t>
+      </w:r>
+      <w:proofErr w:type="spellEnd"/>
+      <w:r>
+        <w:rPr>
+          <w:rFonts w:ascii="Century Gothic" w:eastAsia="Arial" w:hAnsi="Century Gothic" w:cs="Arial"/>
+          <w:bCs/>
+          <w:sz w:val="24"/>
+          <w:szCs w:val="24"/>
+        </w:rPr>
+        <w:t xml:space="preserve">      </w:t>
+      </w:r>
+      <w:r>
+        <w:rPr>
+          <w:rFonts w:ascii="Century Gothic" w:eastAsia="Arial" w:hAnsi="Century Gothic" w:cs="Arial"/>
+          <w:bCs/>
+          <w:sz w:val="24"/>
+          <w:szCs w:val="24"/>
+        </w:rPr>
+        <w:t>2</w:t>
+      </w:r>
+      <w:r>
+        <w:rPr>
+          <w:rFonts w:ascii="Century Gothic" w:eastAsia="Arial" w:hAnsi="Century Gothic" w:cs="Arial"/>
+          <w:bCs/>
+          <w:sz w:val="24"/>
+          <w:szCs w:val="24"/>
+        </w:rPr>
+        <w:t xml:space="preserve">     hojas al </w:t>
+      </w:r>
+      <w:proofErr w:type="spellStart"/>
+      <w:r>
+        <w:rPr>
+          <w:rFonts w:ascii="Century Gothic" w:eastAsia="Arial" w:hAnsi="Century Gothic" w:cs="Arial"/>
+          <w:bCs/>
+          <w:sz w:val="24"/>
+          <w:szCs w:val="24"/>
+        </w:rPr>
+        <w:t>presente</w:t>
+      </w:r>
+      <w:proofErr w:type="spellEnd"/>
+      <w:r>
+        <w:rPr>
+          <w:rFonts w:ascii="Century Gothic" w:eastAsia="Arial" w:hAnsi="Century Gothic" w:cs="Arial"/>
+          <w:bCs/>
+          <w:sz w:val="24"/>
+          <w:szCs w:val="24"/>
+        </w:rPr>
+        <w:t xml:space="preserve"> formato de solicitud.</w:t>
       </w:r>
     </w:p>
     <w:p>
@@ -1916,7 +1954,6 @@
               <w:bottom w:val="none" w:sz="0" w:space="0" w:color="auto"/>
               <w:right w:val="none" w:sz="0" w:space="0" w:color="auto"/>
             </w:tcBorders>
-            <w:shd w:val="clear" w:color="auto" w:fill="auto"/>
           </w:tcPr>
           <w:p>
             <w:pPr>
@@ -1966,7 +2003,6 @@
         <w:tc>
           <w:tcPr>
             <w:tcW w:w="2137" w:type="dxa"/>
-            <w:shd w:val="clear" w:color="auto" w:fill="auto"/>
           </w:tcPr>
           <w:p>
             <w:pPr>
@@ -2024,7 +2060,6 @@
               <w:bottom w:val="none" w:sz="0" w:space="0" w:color="auto"/>
               <w:right w:val="none" w:sz="0" w:space="0" w:color="auto"/>
             </w:tcBorders>
-            <w:shd w:val="clear" w:color="auto" w:fill="auto"/>
           </w:tcPr>
           <w:p>
             <w:pPr>
@@ -2074,7 +2109,6 @@
         <w:tc>
           <w:tcPr>
             <w:tcW w:w="2137" w:type="dxa"/>
-            <w:shd w:val="clear" w:color="auto" w:fill="auto"/>
           </w:tcPr>
           <w:p>
             <w:pPr>
@@ -2132,7 +2166,6 @@
               <w:bottom w:val="none" w:sz="0" w:space="0" w:color="auto"/>
               <w:right w:val="none" w:sz="0" w:space="0" w:color="auto"/>
             </w:tcBorders>
-            <w:shd w:val="clear" w:color="auto" w:fill="auto"/>
           </w:tcPr>
           <w:p>
             <w:pPr>
@@ -2182,7 +2215,6 @@
         <w:tc>
           <w:tcPr>
             <w:tcW w:w="2137" w:type="dxa"/>
-            <w:shd w:val="clear" w:color="auto" w:fill="auto"/>
           </w:tcPr>
           <w:p>
             <w:pPr>
@@ -2240,7 +2272,6 @@
               <w:bottom w:val="none" w:sz="0" w:space="0" w:color="auto"/>
               <w:right w:val="none" w:sz="0" w:space="0" w:color="auto"/>
             </w:tcBorders>
-            <w:shd w:val="clear" w:color="auto" w:fill="auto"/>
           </w:tcPr>
           <w:p>
             <w:pPr>
@@ -2290,7 +2321,6 @@
         <w:tc>
           <w:tcPr>
             <w:tcW w:w="2137" w:type="dxa"/>
-            <w:shd w:val="clear" w:color="auto" w:fill="auto"/>
           </w:tcPr>
           <w:p>
             <w:pPr>
@@ -2348,7 +2378,6 @@
               <w:bottom w:val="none" w:sz="0" w:space="0" w:color="auto"/>
               <w:right w:val="none" w:sz="0" w:space="0" w:color="auto"/>
             </w:tcBorders>
-            <w:shd w:val="clear" w:color="auto" w:fill="auto"/>
           </w:tcPr>
           <w:p>
             <w:pPr>
@@ -2398,7 +2427,6 @@
         <w:tc>
           <w:tcPr>
             <w:tcW w:w="2137" w:type="dxa"/>
-            <w:shd w:val="clear" w:color="auto" w:fill="auto"/>
           </w:tcPr>
           <w:p>
             <w:pPr>
@@ -2456,7 +2484,6 @@
               <w:bottom w:val="none" w:sz="0" w:space="0" w:color="auto"/>
               <w:right w:val="none" w:sz="0" w:space="0" w:color="auto"/>
             </w:tcBorders>
-            <w:shd w:val="clear" w:color="auto" w:fill="auto"/>
           </w:tcPr>
           <w:p>
             <w:pPr>
@@ -2506,7 +2533,6 @@
         <w:tc>
           <w:tcPr>
             <w:tcW w:w="2137" w:type="dxa"/>
-            <w:shd w:val="clear" w:color="auto" w:fill="auto"/>
           </w:tcPr>
           <w:p>
             <w:pPr>
@@ -2564,7 +2590,6 @@
               <w:bottom w:val="none" w:sz="0" w:space="0" w:color="auto"/>
               <w:right w:val="none" w:sz="0" w:space="0" w:color="auto"/>
             </w:tcBorders>
-            <w:shd w:val="clear" w:color="auto" w:fill="auto"/>
           </w:tcPr>
           <w:p>
             <w:pPr>
@@ -2614,7 +2639,6 @@
         <w:tc>
           <w:tcPr>
             <w:tcW w:w="2137" w:type="dxa"/>
-            <w:shd w:val="clear" w:color="auto" w:fill="auto"/>
           </w:tcPr>
           <w:p>
             <w:pPr>
@@ -2672,7 +2696,6 @@
               <w:bottom w:val="none" w:sz="0" w:space="0" w:color="auto"/>
               <w:right w:val="none" w:sz="0" w:space="0" w:color="auto"/>
             </w:tcBorders>
-            <w:shd w:val="clear" w:color="auto" w:fill="auto"/>
           </w:tcPr>
           <w:p>
             <w:pPr>
@@ -2722,7 +2745,6 @@
         <w:tc>
           <w:tcPr>
             <w:tcW w:w="2137" w:type="dxa"/>
-            <w:shd w:val="clear" w:color="auto" w:fill="auto"/>
           </w:tcPr>
           <w:p>
             <w:pPr>
@@ -2780,7 +2802,6 @@
               <w:bottom w:val="none" w:sz="0" w:space="0" w:color="auto"/>
               <w:right w:val="none" w:sz="0" w:space="0" w:color="auto"/>
             </w:tcBorders>
-            <w:shd w:val="clear" w:color="auto" w:fill="auto"/>
           </w:tcPr>
           <w:p>
             <w:pPr>
@@ -2830,7 +2851,6 @@
         <w:tc>
           <w:tcPr>
             <w:tcW w:w="2137" w:type="dxa"/>
-            <w:shd w:val="clear" w:color="auto" w:fill="auto"/>
           </w:tcPr>
           <w:p>
             <w:pPr>
@@ -2888,7 +2908,6 @@
               <w:bottom w:val="none" w:sz="0" w:space="0" w:color="auto"/>
               <w:right w:val="none" w:sz="0" w:space="0" w:color="auto"/>
             </w:tcBorders>
-            <w:shd w:val="clear" w:color="auto" w:fill="auto"/>
           </w:tcPr>
           <w:p>
             <w:pPr>
@@ -2938,7 +2957,6 @@
         <w:tc>
           <w:tcPr>
             <w:tcW w:w="2137" w:type="dxa"/>
-            <w:shd w:val="clear" w:color="auto" w:fill="auto"/>
           </w:tcPr>
           <w:p>
             <w:pPr>
@@ -2996,7 +3014,6 @@
               <w:bottom w:val="none" w:sz="0" w:space="0" w:color="auto"/>
               <w:right w:val="none" w:sz="0" w:space="0" w:color="auto"/>
             </w:tcBorders>
-            <w:shd w:val="clear" w:color="auto" w:fill="auto"/>
           </w:tcPr>
           <w:p>
             <w:pPr>
@@ -3046,7 +3063,6 @@
         <w:tc>
           <w:tcPr>
             <w:tcW w:w="2137" w:type="dxa"/>
-            <w:shd w:val="clear" w:color="auto" w:fill="auto"/>
           </w:tcPr>
           <w:p>
             <w:pPr>
@@ -3104,7 +3120,6 @@
               <w:bottom w:val="none" w:sz="0" w:space="0" w:color="auto"/>
               <w:right w:val="none" w:sz="0" w:space="0" w:color="auto"/>
             </w:tcBorders>
-            <w:shd w:val="clear" w:color="auto" w:fill="auto"/>
           </w:tcPr>
           <w:p>
             <w:pPr>
@@ -3154,7 +3169,6 @@
         <w:tc>
           <w:tcPr>
             <w:tcW w:w="2137" w:type="dxa"/>
-            <w:shd w:val="clear" w:color="auto" w:fill="auto"/>
           </w:tcPr>
           <w:p>
             <w:pPr>
@@ -3212,7 +3226,6 @@
               <w:bottom w:val="none" w:sz="0" w:space="0" w:color="auto"/>
               <w:right w:val="none" w:sz="0" w:space="0" w:color="auto"/>
             </w:tcBorders>
-            <w:shd w:val="clear" w:color="auto" w:fill="auto"/>
           </w:tcPr>
           <w:p>
             <w:pPr>
@@ -3262,7 +3275,6 @@
         <w:tc>
           <w:tcPr>
             <w:tcW w:w="2137" w:type="dxa"/>
-            <w:shd w:val="clear" w:color="auto" w:fill="auto"/>
           </w:tcPr>
           <w:p>
             <w:pPr>
@@ -3320,7 +3332,6 @@
               <w:bottom w:val="none" w:sz="0" w:space="0" w:color="auto"/>
               <w:right w:val="none" w:sz="0" w:space="0" w:color="auto"/>
             </w:tcBorders>
-            <w:shd w:val="clear" w:color="auto" w:fill="auto"/>
           </w:tcPr>
           <w:p>
             <w:pPr>
@@ -3370,7 +3381,6 @@
         <w:tc>
           <w:tcPr>
             <w:tcW w:w="2137" w:type="dxa"/>
-            <w:shd w:val="clear" w:color="auto" w:fill="auto"/>
           </w:tcPr>
           <w:p>
             <w:pPr>
@@ -3428,7 +3438,6 @@
               <w:bottom w:val="none" w:sz="0" w:space="0" w:color="auto"/>
               <w:right w:val="none" w:sz="0" w:space="0" w:color="auto"/>
             </w:tcBorders>
-            <w:shd w:val="clear" w:color="auto" w:fill="auto"/>
           </w:tcPr>
           <w:p>
             <w:pPr>
@@ -3477,7 +3486,6 @@
         <w:tc>
           <w:tcPr>
             <w:tcW w:w="2137" w:type="dxa"/>
-            <w:shd w:val="clear" w:color="auto" w:fill="auto"/>
           </w:tcPr>
           <w:p>
             <w:pPr>
@@ -3622,7 +3630,6 @@
               <w:bottom w:val="none" w:sz="0" w:space="0" w:color="auto"/>
               <w:right w:val="none" w:sz="0" w:space="0" w:color="auto"/>
             </w:tcBorders>
-            <w:shd w:val="clear" w:color="auto" w:fill="auto"/>
           </w:tcPr>
           <w:p>
             <w:pPr>
@@ -3670,7 +3677,6 @@
         <w:tc>
           <w:tcPr>
             <w:tcW w:w="2137" w:type="dxa"/>
-            <w:shd w:val="clear" w:color="auto" w:fill="auto"/>
           </w:tcPr>
           <w:p>
             <w:pPr>
@@ -3726,7 +3732,6 @@
               <w:bottom w:val="none" w:sz="0" w:space="0" w:color="auto"/>
               <w:right w:val="none" w:sz="0" w:space="0" w:color="auto"/>
             </w:tcBorders>
-            <w:shd w:val="clear" w:color="auto" w:fill="auto"/>
           </w:tcPr>
           <w:p>
             <w:pPr>
@@ -3774,7 +3779,6 @@
         <w:tc>
           <w:tcPr>
             <w:tcW w:w="2137" w:type="dxa"/>
-            <w:shd w:val="clear" w:color="auto" w:fill="auto"/>
           </w:tcPr>
           <w:p>
             <w:pPr>
@@ -3830,7 +3834,6 @@
               <w:bottom w:val="none" w:sz="0" w:space="0" w:color="auto"/>
               <w:right w:val="none" w:sz="0" w:space="0" w:color="auto"/>
             </w:tcBorders>
-            <w:shd w:val="clear" w:color="auto" w:fill="auto"/>
           </w:tcPr>
           <w:p>
             <w:pPr>
@@ -3878,7 +3881,6 @@
         <w:tc>
           <w:tcPr>
             <w:tcW w:w="2137" w:type="dxa"/>
-            <w:shd w:val="clear" w:color="auto" w:fill="auto"/>
           </w:tcPr>
           <w:p>
             <w:pPr>
@@ -3934,7 +3936,6 @@
               <w:bottom w:val="none" w:sz="0" w:space="0" w:color="auto"/>
               <w:right w:val="none" w:sz="0" w:space="0" w:color="auto"/>
             </w:tcBorders>
-            <w:shd w:val="clear" w:color="auto" w:fill="auto"/>
           </w:tcPr>
           <w:p>
             <w:pPr>
@@ -3982,7 +3983,6 @@
         <w:tc>
           <w:tcPr>
             <w:tcW w:w="2137" w:type="dxa"/>
-            <w:shd w:val="clear" w:color="auto" w:fill="auto"/>
           </w:tcPr>
           <w:p>
             <w:pPr>
@@ -4038,7 +4038,6 @@
               <w:bottom w:val="none" w:sz="0" w:space="0" w:color="auto"/>
               <w:right w:val="none" w:sz="0" w:space="0" w:color="auto"/>
             </w:tcBorders>
-            <w:shd w:val="clear" w:color="auto" w:fill="auto"/>
           </w:tcPr>
           <w:p>
             <w:pPr>
@@ -4086,7 +4085,6 @@
         <w:tc>
           <w:tcPr>
             <w:tcW w:w="2137" w:type="dxa"/>
-            <w:shd w:val="clear" w:color="auto" w:fill="auto"/>
           </w:tcPr>
           <w:p>
             <w:pPr>
@@ -4142,7 +4140,6 @@
               <w:bottom w:val="none" w:sz="0" w:space="0" w:color="auto"/>
               <w:right w:val="none" w:sz="0" w:space="0" w:color="auto"/>
             </w:tcBorders>
-            <w:shd w:val="clear" w:color="auto" w:fill="auto"/>
           </w:tcPr>
           <w:p>
             <w:pPr>
@@ -4190,7 +4187,6 @@
         <w:tc>
           <w:tcPr>
             <w:tcW w:w="2137" w:type="dxa"/>
-            <w:shd w:val="clear" w:color="auto" w:fill="auto"/>
           </w:tcPr>
           <w:p>
             <w:pPr>
@@ -4246,7 +4242,6 @@
               <w:bottom w:val="none" w:sz="0" w:space="0" w:color="auto"/>
               <w:right w:val="none" w:sz="0" w:space="0" w:color="auto"/>
             </w:tcBorders>
-            <w:shd w:val="clear" w:color="auto" w:fill="auto"/>
           </w:tcPr>
           <w:p>
             <w:pPr>
@@ -4294,7 +4289,6 @@
         <w:tc>
           <w:tcPr>
             <w:tcW w:w="2137" w:type="dxa"/>
-            <w:shd w:val="clear" w:color="auto" w:fill="auto"/>
           </w:tcPr>
           <w:p>
             <w:pPr>
@@ -4350,7 +4344,6 @@
               <w:bottom w:val="none" w:sz="0" w:space="0" w:color="auto"/>
               <w:right w:val="none" w:sz="0" w:space="0" w:color="auto"/>
             </w:tcBorders>
-            <w:shd w:val="clear" w:color="auto" w:fill="auto"/>
           </w:tcPr>
           <w:p>
             <w:pPr>
@@ -4398,7 +4391,6 @@
         <w:tc>
           <w:tcPr>
             <w:tcW w:w="2137" w:type="dxa"/>
-            <w:shd w:val="clear" w:color="auto" w:fill="auto"/>
           </w:tcPr>
           <w:p>
             <w:pPr>
@@ -4454,7 +4446,6 @@
               <w:bottom w:val="none" w:sz="0" w:space="0" w:color="auto"/>
               <w:right w:val="none" w:sz="0" w:space="0" w:color="auto"/>
             </w:tcBorders>
-            <w:shd w:val="clear" w:color="auto" w:fill="auto"/>
           </w:tcPr>
           <w:p>
             <w:pPr>
@@ -4502,7 +4493,6 @@
         <w:tc>
           <w:tcPr>
             <w:tcW w:w="2137" w:type="dxa"/>
-            <w:shd w:val="clear" w:color="auto" w:fill="auto"/>
           </w:tcPr>
           <w:p>
             <w:pPr>
@@ -4558,7 +4548,6 @@
               <w:bottom w:val="none" w:sz="0" w:space="0" w:color="auto"/>
               <w:right w:val="none" w:sz="0" w:space="0" w:color="auto"/>
             </w:tcBorders>
-            <w:shd w:val="clear" w:color="auto" w:fill="auto"/>
           </w:tcPr>
           <w:p>
             <w:pPr>
@@ -4606,7 +4595,6 @@
         <w:tc>
           <w:tcPr>
             <w:tcW w:w="2137" w:type="dxa"/>
-            <w:shd w:val="clear" w:color="auto" w:fill="auto"/>
           </w:tcPr>
           <w:p>
             <w:pPr>
@@ -4662,7 +4650,6 @@
               <w:bottom w:val="none" w:sz="0" w:space="0" w:color="auto"/>
               <w:right w:val="none" w:sz="0" w:space="0" w:color="auto"/>
             </w:tcBorders>
-            <w:shd w:val="clear" w:color="auto" w:fill="auto"/>
           </w:tcPr>
           <w:p>
             <w:pPr>
@@ -4710,7 +4697,6 @@
         <w:tc>
           <w:tcPr>
             <w:tcW w:w="2137" w:type="dxa"/>
-            <w:shd w:val="clear" w:color="auto" w:fill="auto"/>
           </w:tcPr>
           <w:p>
             <w:pPr>
@@ -4766,7 +4752,6 @@
               <w:bottom w:val="none" w:sz="0" w:space="0" w:color="auto"/>
               <w:right w:val="none" w:sz="0" w:space="0" w:color="auto"/>
             </w:tcBorders>
-            <w:shd w:val="clear" w:color="auto" w:fill="auto"/>
           </w:tcPr>
           <w:p>
             <w:pPr>
@@ -4814,7 +4799,6 @@
         <w:tc>
           <w:tcPr>
             <w:tcW w:w="2137" w:type="dxa"/>
-            <w:shd w:val="clear" w:color="auto" w:fill="auto"/>
           </w:tcPr>
           <w:p>
             <w:pPr>
@@ -4870,7 +4854,6 @@
               <w:bottom w:val="none" w:sz="0" w:space="0" w:color="auto"/>
               <w:right w:val="none" w:sz="0" w:space="0" w:color="auto"/>
             </w:tcBorders>
-            <w:shd w:val="clear" w:color="auto" w:fill="auto"/>
           </w:tcPr>
           <w:p>
             <w:pPr>
@@ -4918,7 +4901,6 @@
         <w:tc>
           <w:tcPr>
             <w:tcW w:w="2137" w:type="dxa"/>
-            <w:shd w:val="clear" w:color="auto" w:fill="auto"/>
           </w:tcPr>
           <w:p>
             <w:pPr>
@@ -4974,7 +4956,6 @@
               <w:bottom w:val="none" w:sz="0" w:space="0" w:color="auto"/>
               <w:right w:val="none" w:sz="0" w:space="0" w:color="auto"/>
             </w:tcBorders>
-            <w:shd w:val="clear" w:color="auto" w:fill="auto"/>
           </w:tcPr>
           <w:p>
             <w:pPr>
@@ -5022,7 +5003,6 @@
         <w:tc>
           <w:tcPr>
             <w:tcW w:w="2137" w:type="dxa"/>
-            <w:shd w:val="clear" w:color="auto" w:fill="auto"/>
           </w:tcPr>
           <w:p>
             <w:pPr>
@@ -5078,7 +5058,6 @@
               <w:bottom w:val="none" w:sz="0" w:space="0" w:color="auto"/>
               <w:right w:val="none" w:sz="0" w:space="0" w:color="auto"/>
             </w:tcBorders>
-            <w:shd w:val="clear" w:color="auto" w:fill="auto"/>
           </w:tcPr>
           <w:p>
             <w:pPr>
@@ -5125,7 +5104,6 @@
         <w:tc>
           <w:tcPr>
             <w:tcW w:w="2137" w:type="dxa"/>
-            <w:shd w:val="clear" w:color="auto" w:fill="auto"/>
           </w:tcPr>
           <w:p>
             <w:pPr>
@@ -5265,7 +5243,6 @@
               <w:bottom w:val="none" w:sz="0" w:space="0" w:color="auto"/>
               <w:right w:val="none" w:sz="0" w:space="0" w:color="auto"/>
             </w:tcBorders>
-            <w:shd w:val="clear" w:color="auto" w:fill="auto"/>
           </w:tcPr>
           <w:p>
             <w:pPr>
@@ -5313,7 +5290,6 @@
         <w:tc>
           <w:tcPr>
             <w:tcW w:w="2137" w:type="dxa"/>
-            <w:shd w:val="clear" w:color="auto" w:fill="auto"/>
           </w:tcPr>
           <w:p>
             <w:pPr>
@@ -5369,7 +5345,6 @@
               <w:bottom w:val="none" w:sz="0" w:space="0" w:color="auto"/>
               <w:right w:val="none" w:sz="0" w:space="0" w:color="auto"/>
             </w:tcBorders>
-            <w:shd w:val="clear" w:color="auto" w:fill="auto"/>
           </w:tcPr>
           <w:p>
             <w:pPr>
@@ -5417,7 +5392,6 @@
         <w:tc>
           <w:tcPr>
             <w:tcW w:w="2137" w:type="dxa"/>
-            <w:shd w:val="clear" w:color="auto" w:fill="auto"/>
           </w:tcPr>
           <w:p>
             <w:pPr>
@@ -5473,7 +5447,6 @@
               <w:bottom w:val="none" w:sz="0" w:space="0" w:color="auto"/>
               <w:right w:val="none" w:sz="0" w:space="0" w:color="auto"/>
             </w:tcBorders>
-            <w:shd w:val="clear" w:color="auto" w:fill="auto"/>
           </w:tcPr>
           <w:p>
             <w:pPr>
@@ -5521,7 +5494,6 @@
         <w:tc>
           <w:tcPr>
             <w:tcW w:w="2137" w:type="dxa"/>
-            <w:shd w:val="clear" w:color="auto" w:fill="auto"/>
           </w:tcPr>
           <w:p>
             <w:pPr>
@@ -5577,7 +5549,6 @@
               <w:bottom w:val="none" w:sz="0" w:space="0" w:color="auto"/>
               <w:right w:val="none" w:sz="0" w:space="0" w:color="auto"/>
             </w:tcBorders>
-            <w:shd w:val="clear" w:color="auto" w:fill="auto"/>
           </w:tcPr>
           <w:p>
             <w:pPr>
@@ -5625,7 +5596,6 @@
         <w:tc>
           <w:tcPr>
             <w:tcW w:w="2137" w:type="dxa"/>
-            <w:shd w:val="clear" w:color="auto" w:fill="auto"/>
           </w:tcPr>
           <w:p>
             <w:pPr>
@@ -5681,7 +5651,6 @@
               <w:bottom w:val="none" w:sz="0" w:space="0" w:color="auto"/>
               <w:right w:val="none" w:sz="0" w:space="0" w:color="auto"/>
             </w:tcBorders>
-            <w:shd w:val="clear" w:color="auto" w:fill="auto"/>
           </w:tcPr>
           <w:p>
             <w:pPr>
@@ -5729,7 +5698,6 @@
         <w:tc>
           <w:tcPr>
             <w:tcW w:w="2137" w:type="dxa"/>
-            <w:shd w:val="clear" w:color="auto" w:fill="auto"/>
           </w:tcPr>
           <w:p>
             <w:pPr>
@@ -5785,7 +5753,6 @@
               <w:bottom w:val="none" w:sz="0" w:space="0" w:color="auto"/>
               <w:right w:val="none" w:sz="0" w:space="0" w:color="auto"/>
             </w:tcBorders>
-            <w:shd w:val="clear" w:color="auto" w:fill="auto"/>
           </w:tcPr>
           <w:p>
             <w:pPr>
@@ -5833,7 +5800,6 @@
         <w:tc>
           <w:tcPr>
             <w:tcW w:w="2137" w:type="dxa"/>
-            <w:shd w:val="clear" w:color="auto" w:fill="auto"/>
           </w:tcPr>
           <w:p>
             <w:pPr>
@@ -5889,7 +5855,6 @@
               <w:bottom w:val="none" w:sz="0" w:space="0" w:color="auto"/>
               <w:right w:val="none" w:sz="0" w:space="0" w:color="auto"/>
             </w:tcBorders>
-            <w:shd w:val="clear" w:color="auto" w:fill="auto"/>
           </w:tcPr>
           <w:p>
             <w:pPr>
@@ -5937,7 +5902,6 @@
         <w:tc>
           <w:tcPr>
             <w:tcW w:w="2137" w:type="dxa"/>
-            <w:shd w:val="clear" w:color="auto" w:fill="auto"/>
           </w:tcPr>
           <w:p>
             <w:pPr>
@@ -5993,7 +5957,6 @@
               <w:bottom w:val="none" w:sz="0" w:space="0" w:color="auto"/>
               <w:right w:val="none" w:sz="0" w:space="0" w:color="auto"/>
             </w:tcBorders>
-            <w:shd w:val="clear" w:color="auto" w:fill="auto"/>
           </w:tcPr>
           <w:p>
             <w:pPr>
@@ -6041,7 +6004,6 @@
         <w:tc>
           <w:tcPr>
             <w:tcW w:w="2137" w:type="dxa"/>
-            <w:shd w:val="clear" w:color="auto" w:fill="auto"/>
           </w:tcPr>
           <w:p>
             <w:pPr>
@@ -6097,7 +6059,6 @@
               <w:bottom w:val="none" w:sz="0" w:space="0" w:color="auto"/>
               <w:right w:val="none" w:sz="0" w:space="0" w:color="auto"/>
             </w:tcBorders>
-            <w:shd w:val="clear" w:color="auto" w:fill="auto"/>
           </w:tcPr>
           <w:p>
             <w:pPr>
@@ -6145,7 +6106,6 @@
         <w:tc>
           <w:tcPr>
             <w:tcW w:w="2137" w:type="dxa"/>
-            <w:shd w:val="clear" w:color="auto" w:fill="auto"/>
           </w:tcPr>
           <w:p>
             <w:pPr>
@@ -6201,7 +6161,6 @@
               <w:bottom w:val="none" w:sz="0" w:space="0" w:color="auto"/>
               <w:right w:val="none" w:sz="0" w:space="0" w:color="auto"/>
             </w:tcBorders>
-            <w:shd w:val="clear" w:color="auto" w:fill="auto"/>
           </w:tcPr>
           <w:p>
             <w:pPr>
@@ -6249,7 +6208,6 @@
         <w:tc>
           <w:tcPr>
             <w:tcW w:w="2137" w:type="dxa"/>
-            <w:shd w:val="clear" w:color="auto" w:fill="auto"/>
           </w:tcPr>
           <w:p>
             <w:pPr>
@@ -6305,7 +6263,6 @@
               <w:bottom w:val="none" w:sz="0" w:space="0" w:color="auto"/>
               <w:right w:val="none" w:sz="0" w:space="0" w:color="auto"/>
             </w:tcBorders>
-            <w:shd w:val="clear" w:color="auto" w:fill="auto"/>
           </w:tcPr>
           <w:p>
             <w:pPr>
@@ -6353,7 +6310,6 @@
         <w:tc>
           <w:tcPr>
             <w:tcW w:w="2137" w:type="dxa"/>
-            <w:shd w:val="clear" w:color="auto" w:fill="auto"/>
           </w:tcPr>
           <w:p>
             <w:pPr>
@@ -6409,7 +6365,6 @@
               <w:bottom w:val="none" w:sz="0" w:space="0" w:color="auto"/>
               <w:right w:val="none" w:sz="0" w:space="0" w:color="auto"/>
             </w:tcBorders>
-            <w:shd w:val="clear" w:color="auto" w:fill="auto"/>
           </w:tcPr>
           <w:p>
             <w:pPr>
@@ -6457,7 +6412,6 @@
         <w:tc>
           <w:tcPr>
             <w:tcW w:w="2137" w:type="dxa"/>
-            <w:shd w:val="clear" w:color="auto" w:fill="auto"/>
           </w:tcPr>
           <w:p>
             <w:pPr>
@@ -6513,7 +6467,6 @@
               <w:bottom w:val="none" w:sz="0" w:space="0" w:color="auto"/>
               <w:right w:val="none" w:sz="0" w:space="0" w:color="auto"/>
             </w:tcBorders>
-            <w:shd w:val="clear" w:color="auto" w:fill="auto"/>
           </w:tcPr>
           <w:p>
             <w:pPr>
@@ -6561,7 +6514,6 @@
         <w:tc>
           <w:tcPr>
             <w:tcW w:w="2137" w:type="dxa"/>
-            <w:shd w:val="clear" w:color="auto" w:fill="auto"/>
           </w:tcPr>
           <w:p>
             <w:pPr>
@@ -6617,7 +6569,6 @@
               <w:bottom w:val="none" w:sz="0" w:space="0" w:color="auto"/>
               <w:right w:val="none" w:sz="0" w:space="0" w:color="auto"/>
             </w:tcBorders>
-            <w:shd w:val="clear" w:color="auto" w:fill="auto"/>
           </w:tcPr>
           <w:p>
             <w:pPr>
@@ -6665,7 +6616,6 @@
         <w:tc>
           <w:tcPr>
             <w:tcW w:w="2137" w:type="dxa"/>
-            <w:shd w:val="clear" w:color="auto" w:fill="auto"/>
           </w:tcPr>
           <w:p>
             <w:pPr>
@@ -6721,7 +6671,6 @@
               <w:bottom w:val="none" w:sz="0" w:space="0" w:color="auto"/>
               <w:right w:val="none" w:sz="0" w:space="0" w:color="auto"/>
             </w:tcBorders>
-            <w:shd w:val="clear" w:color="auto" w:fill="auto"/>
           </w:tcPr>
           <w:p>
             <w:pPr>
@@ -6768,7 +6717,6 @@
         <w:tc>
           <w:tcPr>
             <w:tcW w:w="2137" w:type="dxa"/>
-            <w:shd w:val="clear" w:color="auto" w:fill="auto"/>
           </w:tcPr>
           <w:p>
             <w:pPr>
